--- a/shortKeys/linie/linieShortcut.docx
+++ b/shortKeys/linie/linieShortcut.docx
@@ -4,71 +4,146 @@
   <w:body>
     <w:p>
       <w:r>
-        <w:t xml:space="preserve">h – mergi in dreapta </w:t>
+        <w:rPr>
+          <w:rFonts w:ascii="Aptos Black" w:hAnsi="Aptos Black"/>
+        </w:rPr>
+        <w:t>h</w:t>
+      </w:r>
+      <w:r>
+        <w:t xml:space="preserve"> – mergi in dreapta </w:t>
       </w:r>
     </w:p>
     <w:p>
       <w:r>
-        <w:t>l – mergi in stanga</w:t>
+        <w:rPr>
+          <w:rFonts w:ascii="Aptos Black" w:hAnsi="Aptos Black"/>
+        </w:rPr>
+        <w:t xml:space="preserve">l </w:t>
+      </w:r>
+      <w:r>
+        <w:t>– mergi in stanga</w:t>
       </w:r>
     </w:p>
     <w:p/>
     <w:p>
-      <w:r>
+      <w:pPr>
+        <w:rPr>
+          <w:b/>
+          <w:bCs/>
+        </w:rPr>
+      </w:pPr>
+      <w:r>
+        <w:rPr>
+          <w:b/>
+          <w:bCs/>
+        </w:rPr>
         <w:t>H – sari la o coloana mare</w:t>
       </w:r>
     </w:p>
     <w:p>
-      <w:r>
+      <w:pPr>
+        <w:rPr>
+          <w:b/>
+          <w:bCs/>
+        </w:rPr>
+      </w:pPr>
+      <w:r>
+        <w:rPr>
+          <w:b/>
+          <w:bCs/>
+        </w:rPr>
         <w:t>L – sari la coloana mica</w:t>
+      </w:r>
+    </w:p>
+    <w:p>
+      <w:pPr>
+        <w:rPr>
+          <w:b/>
+          <w:bCs/>
+        </w:rPr>
+      </w:pPr>
+    </w:p>
+    <w:p>
+      <w:r>
+        <w:rPr>
+          <w:rFonts w:ascii="Aptos Black" w:hAnsi="Aptos Black"/>
+        </w:rPr>
+        <w:t>E</w:t>
+      </w:r>
+      <w:r>
+        <w:t xml:space="preserve"> – mergi mereu la ultimul caracter inainte de spatiu</w:t>
+      </w:r>
+    </w:p>
+    <w:p>
+      <w:r>
+        <w:rPr>
+          <w:rFonts w:ascii="Aptos Black" w:hAnsi="Aptos Black"/>
+        </w:rPr>
+        <w:t>e</w:t>
+      </w:r>
+      <w:r>
+        <w:t xml:space="preserve"> – Mergi la ultimu caracter inainte de spatiu si dupa la litera daca e nevoie. Diferenta dintre e ca </w:t>
+      </w:r>
+    </w:p>
+    <w:p>
+      <w:r>
+        <w:rPr>
+          <w:rFonts w:ascii="Aptos Black" w:hAnsi="Aptos Black"/>
+        </w:rPr>
+        <w:t xml:space="preserve">E </w:t>
+      </w:r>
+      <w:r>
+        <w:t>mereu merge la ultimu caracter inainte de spatiu orice ar fi</w:t>
       </w:r>
     </w:p>
     <w:p/>
     <w:p>
       <w:r>
-        <w:t>E – mergi mereu la ultimul caracter inainte de spatiu</w:t>
+        <w:rPr>
+          <w:rFonts w:ascii="Aptos Black" w:hAnsi="Aptos Black"/>
+        </w:rPr>
+        <w:t>b</w:t>
+      </w:r>
+      <w:r>
+        <w:t xml:space="preserve"> – mergi la primu caracter inainte de spatiu </w:t>
       </w:r>
     </w:p>
     <w:p>
       <w:r>
-        <w:t xml:space="preserve">e – Mergi la ultimu caracter inainte de spatiu si dupa la litera daca e nevoie. Diferenta dintre e ca </w:t>
+        <w:t xml:space="preserve">dar daca e CARACTER – LITERA – SPATIU </w:t>
       </w:r>
     </w:p>
     <w:p>
       <w:r>
-        <w:t>E mereu merge la ultimu caracter inainte de spatiu orice ar fi</w:t>
+        <w:t>viziteaza prima data caracter, apoi litera</w:t>
+      </w:r>
+    </w:p>
+    <w:p>
+      <w:r>
+        <w:t>EX:          (“ceva”) cursoru e aici</w:t>
+      </w:r>
+    </w:p>
+    <w:p>
+      <w:r>
+        <w:t xml:space="preserve">viziteaza prima “)” , apoi ghilmelele, apoi c, apoi ghilimele si apoi “)”        </w:t>
       </w:r>
     </w:p>
     <w:p/>
     <w:p>
       <w:r>
-        <w:t xml:space="preserve">b – mergi la primu caracter inainte de spatiu </w:t>
-      </w:r>
-    </w:p>
-    <w:p>
-      <w:r>
-        <w:t xml:space="preserve">dar daca e CARACTER – LITERA – SPATIU </w:t>
-      </w:r>
-    </w:p>
-    <w:p>
-      <w:r>
-        <w:t>viziteaza prima data caracter, apoi litera</w:t>
-      </w:r>
-    </w:p>
-    <w:p>
-      <w:r>
-        <w:t>EX:          (“ceva”) cursoru e aici</w:t>
-      </w:r>
-    </w:p>
-    <w:p>
-      <w:r>
-        <w:t xml:space="preserve">viziteaza prima “)” , apoi ghilmelele, apoi c, apoi ghilimele si apoi “)”        </w:t>
-      </w:r>
-    </w:p>
-    <w:p/>
-    <w:p>
-      <w:r>
-        <w:t>B – mergi la ultimul caracter inainte de spatiu orice ar fi</w:t>
+        <w:rPr>
+          <w:rFonts w:ascii="Aptos Black" w:hAnsi="Aptos Black"/>
+        </w:rPr>
+        <w:t>B</w:t>
+      </w:r>
+      <w:r>
+        <w:t xml:space="preserve"> – mergi la </w:t>
+      </w:r>
+      <w:r>
+        <w:t>primu</w:t>
+      </w:r>
+      <w:r>
+        <w:t xml:space="preserve"> caracter inainte de spatiu orice ar fi</w:t>
       </w:r>
     </w:p>
     <w:sectPr>
@@ -998,6 +1073,29 @@
       <w:spacing w:val="5"/>
     </w:rPr>
   </w:style>
+  <w:style w:type="character" w:styleId="Hyperlink">
+    <w:name w:val="Hyperlink"/>
+    <w:basedOn w:val="DefaultParagraphFont"/>
+    <w:uiPriority w:val="99"/>
+    <w:unhideWhenUsed/>
+    <w:rsid w:val="00572A8D"/>
+    <w:rPr>
+      <w:color w:val="467886" w:themeColor="hyperlink"/>
+      <w:u w:val="single"/>
+    </w:rPr>
+  </w:style>
+  <w:style w:type="character" w:styleId="UnresolvedMention">
+    <w:name w:val="Unresolved Mention"/>
+    <w:basedOn w:val="DefaultParagraphFont"/>
+    <w:uiPriority w:val="99"/>
+    <w:semiHidden/>
+    <w:unhideWhenUsed/>
+    <w:rsid w:val="00572A8D"/>
+    <w:rPr>
+      <w:color w:val="605E5C"/>
+      <w:shd w:val="clear" w:color="auto" w:fill="E1DFDD"/>
+    </w:rPr>
+  </w:style>
 </w:styles>
 </file>
 
